--- a/docs/EIE4428-mini-project-report-RVM.docx
+++ b/docs/EIE4428-mini-project-report-RVM.docx
@@ -252,7 +252,7 @@
           </w:tcPr>
           <w:p>
             <w:r>
-              <w:t>Member 1 - video coding and transport</w:t>
+              <w:t>JIANG Lin Ao - video coding and transport</w:t>
             </w:r>
           </w:p>
         </w:tc>
@@ -262,7 +262,7 @@
           </w:tcPr>
           <w:p>
             <w:r>
-              <w:t>[Student ID]</w:t>
+              <w:t>20075335D</w:t>
             </w:r>
           </w:p>
         </w:tc>
@@ -392,7 +392,7 @@
         <w:rPr>
           <w:b w:val="0"/>
         </w:rPr>
-        <w:t>The system was developed test-first: 343 automated tests cover the colour transform, the bit-level syntax, the transform and quantiser, the entropy coder, motion estimation, rate control, the complete encode/decode pair, the transport layer and the HTTP/WebSocket server. Tests were written before each module and committed together with the code that satisfies them. A further group of tests covers the delivery path itself -- that the operator's page actually opens a stream, that the picture a remote station receives is the one the codec produced, and that the counters on the dashboard mean what they say -- because a defect there is invisible to a unit test of the individual module and fatal on the day of the demonstration.</w:t>
+        <w:t>The system was developed test-first: 371 automated tests cover the colour transform, the bit-level syntax, the transform and quantiser, the entropy coder, motion estimation, rate control, the complete encode/decode pair, the transport layer and the HTTP/WebSocket server. Tests were written before each module and committed together with the code that satisfies them. A further group of tests covers the delivery path itself -- that the operator's page actually opens a stream, that the picture a remote station receives is the one the codec produced, and that the counters on the dashboard mean what they say -- because a defect there is invisible to a unit test of the individual module and fatal on the day of the demonstration.</w:t>
       </w:r>
     </w:p>
     <w:p/>
@@ -856,6 +856,78 @@
         <w:rPr>
           <w:b w:val="0"/>
         </w:rPr>
+        <w:t xml:space="preserve">An operator-drawn detection zone and three sensitivity levels, so movement in </w:t>
+      </w:r>
+    </w:p>
+    <w:p>
+      <w:pPr>
+        <w:numPr>
+          <w:ilvl w:val="0"/>
+          <w:numId w:val="2"/>
+        </w:numPr>
+        <w:tabs>
+          <w:tab w:val="clear" w:pos="720"/>
+          <w:tab w:val="num" w:pos="360"/>
+        </w:tabs>
+        <w:ind w:left="360"/>
+        <w:jc w:val="both"/>
+        <w:rPr>
+          <w:sz w:val="24"/>
+          <w:szCs w:val="24"/>
+        </w:rPr>
+      </w:pPr>
+      <w:r>
+        <w:rPr>
+          <w:b w:val="0"/>
+        </w:rPr>
+        <w:t xml:space="preserve">a corridor or behind glass can be ignored without switching the alarm off; </w:t>
+      </w:r>
+    </w:p>
+    <w:p>
+      <w:pPr>
+        <w:numPr>
+          <w:ilvl w:val="0"/>
+          <w:numId w:val="2"/>
+        </w:numPr>
+        <w:tabs>
+          <w:tab w:val="clear" w:pos="720"/>
+          <w:tab w:val="num" w:pos="360"/>
+        </w:tabs>
+        <w:ind w:left="360"/>
+        <w:jc w:val="both"/>
+        <w:rPr>
+          <w:sz w:val="24"/>
+          <w:szCs w:val="24"/>
+        </w:rPr>
+      </w:pPr>
+      <w:r>
+        <w:rPr>
+          <w:b w:val="0"/>
+        </w:rPr>
+        <w:t>the region is applied on the server, so every viewer inherits it.</w:t>
+      </w:r>
+    </w:p>
+    <w:p>
+      <w:pPr>
+        <w:numPr>
+          <w:ilvl w:val="0"/>
+          <w:numId w:val="2"/>
+        </w:numPr>
+        <w:tabs>
+          <w:tab w:val="clear" w:pos="720"/>
+          <w:tab w:val="num" w:pos="360"/>
+        </w:tabs>
+        <w:ind w:left="360"/>
+        <w:jc w:val="both"/>
+        <w:rPr>
+          <w:sz w:val="24"/>
+          <w:szCs w:val="24"/>
+        </w:rPr>
+      </w:pPr>
+      <w:r>
+        <w:rPr>
+          <w:b w:val="0"/>
+        </w:rPr>
         <w:t>Face detection using an OpenCV Haar cascade, which degrades gracefully when the cascade data is unavailable.</w:t>
       </w:r>
     </w:p>
@@ -1580,7 +1652,67 @@
         <w:rPr>
           <w:b w:val="0"/>
         </w:rPr>
-        <w:t>Analysis stages run alongside the codec on the same luma plane. Motion detection compares against a slowly adapting background model, erodes the mask to discard isolated speckle, and applies separate raise and clear thresholds so a borderline scene cannot make the alarm chatter. The background only adapts where nothing is happening, so a person standing in view is never slowly absorbed into it. Recording writes one JPEG per frame with a burnt-in timestamp, kept off the live path so a slow disk cannot stall the encoder and turn into jitter for every viewer.</w:t>
+        <w:t xml:space="preserve">Analysis stages run alongside the codec on the same luma plane. Motion detection compares against a slowly adapting background model, erodes the mask to discard isolated speckle, and applies separate raise and clear thresholds so a borderline scene cannot make the alarm chatter. The background only adapts where nothing is happening, so a person standing in view is never slowly absorbed into it. An operator can also draw a detection zone: the region </w:t>
+      </w:r>
+    </w:p>
+    <w:p>
+      <w:pPr>
+        <w:ind w:left="360"/>
+        <w:rPr>
+          <w:sz w:val="24"/>
+          <w:szCs w:val="24"/>
+        </w:rPr>
+      </w:pPr>
+      <w:r>
+        <w:rPr>
+          <w:b w:val="0"/>
+        </w:rPr>
+        <w:t xml:space="preserve">is applied on the server, so every viewer inherits it, and drawing a zone or </w:t>
+      </w:r>
+    </w:p>
+    <w:p>
+      <w:pPr>
+        <w:ind w:left="360"/>
+        <w:rPr>
+          <w:sz w:val="24"/>
+          <w:szCs w:val="24"/>
+        </w:rPr>
+      </w:pPr>
+      <w:r>
+        <w:rPr>
+          <w:b w:val="0"/>
+        </w:rPr>
+        <w:t xml:space="preserve">changing the sensitivity re-learns the background instead of comparing the new </w:t>
+      </w:r>
+    </w:p>
+    <w:p>
+      <w:pPr>
+        <w:ind w:left="360"/>
+        <w:rPr>
+          <w:sz w:val="24"/>
+          <w:szCs w:val="24"/>
+        </w:rPr>
+      </w:pPr>
+      <w:r>
+        <w:rPr>
+          <w:b w:val="0"/>
+        </w:rPr>
+        <w:t xml:space="preserve">setting against statistics collected under the old one. </w:t>
+      </w:r>
+    </w:p>
+    <w:p>
+      <w:pPr>
+        <w:ind w:left="360"/>
+        <w:rPr>
+          <w:sz w:val="24"/>
+          <w:szCs w:val="24"/>
+        </w:rPr>
+      </w:pPr>
+      <w:r>
+        <w:rPr>
+          <w:b w:val="0"/>
+        </w:rPr>
+        <w:t>Recording writes one JPEG per frame with a burnt-in timestamp, kept off the live path so a slow disk cannot stall the encoder and turn into jitter for every viewer.</w:t>
       </w:r>
     </w:p>
     <w:p>
@@ -1729,7 +1861,119 @@
         <w:rPr>
           <w:b w:val="0"/>
         </w:rPr>
-        <w:t>The metrics panel is grouped into three blocks. Stream shows resolution, measured frame rate, bitrate, the current quantiser parameter, PSNR and the codec in use. Transport shows packets sent, pictures delivered, packet loss and the jitter estimate, plus the number of connected viewers. Analysis shows the motion ratio, the face count and whether recording is running. A small sparkline plots recent bitrate so a change in the operating point is visible immediately rather than having to be read off a single number.</w:t>
+        <w:t xml:space="preserve">The detection zone is drawn by dragging on the picture; the rectangle appears as </w:t>
+      </w:r>
+    </w:p>
+    <w:p>
+      <w:pPr>
+        <w:ind w:left="360"/>
+        <w:rPr>
+          <w:sz w:val="24"/>
+          <w:szCs w:val="24"/>
+          <w:lang w:eastAsia="zh-TW"/>
+        </w:rPr>
+      </w:pPr>
+      <w:r>
+        <w:rPr>
+          <w:b w:val="0"/>
+        </w:rPr>
+        <w:t xml:space="preserve">a dashed outline and is sent to the server as normalised coordinates, so it </w:t>
+      </w:r>
+    </w:p>
+    <w:p>
+      <w:pPr>
+        <w:ind w:left="360"/>
+        <w:rPr>
+          <w:sz w:val="24"/>
+          <w:szCs w:val="24"/>
+          <w:lang w:eastAsia="zh-TW"/>
+        </w:rPr>
+      </w:pPr>
+      <w:r>
+        <w:rPr>
+          <w:b w:val="0"/>
+        </w:rPr>
+        <w:t xml:space="preserve">survives a page reload and a second viewer sees the same zone. Movement inside </w:t>
+      </w:r>
+    </w:p>
+    <w:p>
+      <w:pPr>
+        <w:ind w:left="360"/>
+        <w:rPr>
+          <w:sz w:val="24"/>
+          <w:szCs w:val="24"/>
+          <w:lang w:eastAsia="zh-TW"/>
+        </w:rPr>
+      </w:pPr>
+      <w:r>
+        <w:rPr>
+          <w:b w:val="0"/>
+        </w:rPr>
+        <w:t xml:space="preserve">the zone is outlined in red, movement outside it is ignored. A sensitivity </w:t>
+      </w:r>
+    </w:p>
+    <w:p>
+      <w:pPr>
+        <w:ind w:left="360"/>
+        <w:rPr>
+          <w:sz w:val="24"/>
+          <w:szCs w:val="24"/>
+          <w:lang w:eastAsia="zh-TW"/>
+        </w:rPr>
+      </w:pPr>
+      <w:r>
+        <w:rPr>
+          <w:b w:val="0"/>
+        </w:rPr>
+        <w:t xml:space="preserve">selector and a Clear zone button sit beside the bitrate control, and a Clips </w:t>
+      </w:r>
+    </w:p>
+    <w:p>
+      <w:pPr>
+        <w:ind w:left="360"/>
+        <w:rPr>
+          <w:sz w:val="24"/>
+          <w:szCs w:val="24"/>
+          <w:lang w:eastAsia="zh-TW"/>
+        </w:rPr>
+      </w:pPr>
+      <w:r>
+        <w:rPr>
+          <w:b w:val="0"/>
+        </w:rPr>
+        <w:t>panel lists the most recent recordings with a thumbnail of their first frame.</w:t>
+      </w:r>
+    </w:p>
+    <w:p>
+      <w:pPr>
+        <w:ind w:left="360"/>
+        <w:rPr>
+          <w:sz w:val="24"/>
+          <w:szCs w:val="24"/>
+          <w:lang w:eastAsia="zh-TW"/>
+        </w:rPr>
+      </w:pPr>
+      <w:r>
+        <w:rPr>
+          <w:b w:val="0"/>
+        </w:rPr>
+        <w:t xml:space="preserve">The metrics panel is grouped into three blocks. Stream shows resolution, measured frame rate, bitrate, the current quantiser parameter, PSNR and the codec in use. Transport shows packets sent, pictures delivered, packet loss and the jitter estimate, plus the number of connected viewers. Analysis shows the motion ratio, the detection zone in force, the face count and whether </w:t>
+      </w:r>
+    </w:p>
+    <w:p>
+      <w:pPr>
+        <w:ind w:left="360"/>
+        <w:rPr>
+          <w:sz w:val="24"/>
+          <w:szCs w:val="24"/>
+          <w:lang w:eastAsia="zh-TW"/>
+        </w:rPr>
+      </w:pPr>
+      <w:r>
+        <w:rPr>
+          <w:b w:val="0"/>
+        </w:rPr>
+        <w:t>recording is running. A small sparkline plots recent bitrate so a change in the operating point is visible immediately rather than having to be read off a single number.</w:t>
       </w:r>
     </w:p>
     <w:p>
@@ -1843,7 +2087,7 @@
         <w:rPr>
           <w:b w:val="0"/>
         </w:rPr>
-        <w:t>Member 1 - video coding and transport. Colour transform and chroma sub-sampling, DCT and quantisation, zig-zag scan and entropy coding, motion estimation and compensation, rate control, the encoder and decoder, and RTP packetisation with the jitter buffer and delivery statistics.</w:t>
+        <w:t>JIANG Lin Ao - video coding and transport. Colour transform and chroma sub-sampling, DCT and quantisation, zig-zag scan and entropy coding, motion estimation and compensation, rate control, the encoder and decoder, and RTP packetisation with the jitter buffer and delivery statistics.</w:t>
       </w:r>
     </w:p>
     <w:p>
@@ -2216,7 +2460,7 @@
         <w:rPr>
           <w:b w:val="0"/>
         </w:rPr>
-        <w:t>pytest documentation, https://docs.pytest.org/ -- the test framework used for the 343 automated tests.</w:t>
+        <w:t>pytest documentation, https://docs.pytest.org/ -- the test framework used for the 371 automated tests.</w:t>
       </w:r>
     </w:p>
     <w:p>

--- a/docs/EIE4428-mini-project-report-RVM.docx
+++ b/docs/EIE4428-mini-project-report-RVM.docx
@@ -856,55 +856,7 @@
         <w:rPr>
           <w:b w:val="0"/>
         </w:rPr>
-        <w:t xml:space="preserve">An operator-drawn detection zone and three sensitivity levels, so movement in </w:t>
-      </w:r>
-    </w:p>
-    <w:p>
-      <w:pPr>
-        <w:numPr>
-          <w:ilvl w:val="0"/>
-          <w:numId w:val="2"/>
-        </w:numPr>
-        <w:tabs>
-          <w:tab w:val="clear" w:pos="720"/>
-          <w:tab w:val="num" w:pos="360"/>
-        </w:tabs>
-        <w:ind w:left="360"/>
-        <w:jc w:val="both"/>
-        <w:rPr>
-          <w:sz w:val="24"/>
-          <w:szCs w:val="24"/>
-        </w:rPr>
-      </w:pPr>
-      <w:r>
-        <w:rPr>
-          <w:b w:val="0"/>
-        </w:rPr>
-        <w:t xml:space="preserve">a corridor or behind glass can be ignored without switching the alarm off; </w:t>
-      </w:r>
-    </w:p>
-    <w:p>
-      <w:pPr>
-        <w:numPr>
-          <w:ilvl w:val="0"/>
-          <w:numId w:val="2"/>
-        </w:numPr>
-        <w:tabs>
-          <w:tab w:val="clear" w:pos="720"/>
-          <w:tab w:val="num" w:pos="360"/>
-        </w:tabs>
-        <w:ind w:left="360"/>
-        <w:jc w:val="both"/>
-        <w:rPr>
-          <w:sz w:val="24"/>
-          <w:szCs w:val="24"/>
-        </w:rPr>
-      </w:pPr>
-      <w:r>
-        <w:rPr>
-          <w:b w:val="0"/>
-        </w:rPr>
-        <w:t>the region is applied on the server, so every viewer inherits it.</w:t>
+        <w:t>An operator-drawn detection zone and three sensitivity levels, so movement in a corridor or behind glass can be ignored without switching the alarm off; the region is applied on the server, so every viewer inherits it.</w:t>
       </w:r>
     </w:p>
     <w:p>
@@ -1652,67 +1604,7 @@
         <w:rPr>
           <w:b w:val="0"/>
         </w:rPr>
-        <w:t xml:space="preserve">Analysis stages run alongside the codec on the same luma plane. Motion detection compares against a slowly adapting background model, erodes the mask to discard isolated speckle, and applies separate raise and clear thresholds so a borderline scene cannot make the alarm chatter. The background only adapts where nothing is happening, so a person standing in view is never slowly absorbed into it. An operator can also draw a detection zone: the region </w:t>
-      </w:r>
-    </w:p>
-    <w:p>
-      <w:pPr>
-        <w:ind w:left="360"/>
-        <w:rPr>
-          <w:sz w:val="24"/>
-          <w:szCs w:val="24"/>
-        </w:rPr>
-      </w:pPr>
-      <w:r>
-        <w:rPr>
-          <w:b w:val="0"/>
-        </w:rPr>
-        <w:t xml:space="preserve">is applied on the server, so every viewer inherits it, and drawing a zone or </w:t>
-      </w:r>
-    </w:p>
-    <w:p>
-      <w:pPr>
-        <w:ind w:left="360"/>
-        <w:rPr>
-          <w:sz w:val="24"/>
-          <w:szCs w:val="24"/>
-        </w:rPr>
-      </w:pPr>
-      <w:r>
-        <w:rPr>
-          <w:b w:val="0"/>
-        </w:rPr>
-        <w:t xml:space="preserve">changing the sensitivity re-learns the background instead of comparing the new </w:t>
-      </w:r>
-    </w:p>
-    <w:p>
-      <w:pPr>
-        <w:ind w:left="360"/>
-        <w:rPr>
-          <w:sz w:val="24"/>
-          <w:szCs w:val="24"/>
-        </w:rPr>
-      </w:pPr>
-      <w:r>
-        <w:rPr>
-          <w:b w:val="0"/>
-        </w:rPr>
-        <w:t xml:space="preserve">setting against statistics collected under the old one. </w:t>
-      </w:r>
-    </w:p>
-    <w:p>
-      <w:pPr>
-        <w:ind w:left="360"/>
-        <w:rPr>
-          <w:sz w:val="24"/>
-          <w:szCs w:val="24"/>
-        </w:rPr>
-      </w:pPr>
-      <w:r>
-        <w:rPr>
-          <w:b w:val="0"/>
-        </w:rPr>
-        <w:t>Recording writes one JPEG per frame with a burnt-in timestamp, kept off the live path so a slow disk cannot stall the encoder and turn into jitter for every viewer.</w:t>
+        <w:t>Analysis stages run alongside the codec on the same luma plane. Motion detection compares against a slowly adapting background model, erodes the mask to discard isolated speckle, and applies separate raise and clear thresholds so a borderline scene cannot make the alarm chatter. The background only adapts where nothing is happening, so a person standing in view is never slowly absorbed into it. An operator can also draw a detection zone: the region is applied on the server, so every viewer inherits it, and drawing a zone or changing the sensitivity re-learns the background instead of comparing the new setting against statistics collected under the old one. Recording writes one JPEG per frame with a burnt-in timestamp, kept off the live path so a slow disk cannot stall the encoder and turn into jitter for every viewer.</w:t>
       </w:r>
     </w:p>
     <w:p>
@@ -1861,7 +1753,7 @@
         <w:rPr>
           <w:b w:val="0"/>
         </w:rPr>
-        <w:t xml:space="preserve">The detection zone is drawn by dragging on the picture; the rectangle appears as </w:t>
+        <w:t>The detection zone is drawn by dragging on the picture; the rectangle appears as a dashed outline and is sent to the server as normalised coordinates, so it survives a page reload and a second viewer sees the same zone. Movement inside the zone is outlined in red, movement outside it is ignored. A sensitivity selector and a Clear zone button sit beside the bitrate control, and a Clips panel lists the most recent recordings with a thumbnail of their first frame.</w:t>
       </w:r>
     </w:p>
     <w:p>
@@ -1877,103 +1769,7 @@
         <w:rPr>
           <w:b w:val="0"/>
         </w:rPr>
-        <w:t xml:space="preserve">a dashed outline and is sent to the server as normalised coordinates, so it </w:t>
-      </w:r>
-    </w:p>
-    <w:p>
-      <w:pPr>
-        <w:ind w:left="360"/>
-        <w:rPr>
-          <w:sz w:val="24"/>
-          <w:szCs w:val="24"/>
-          <w:lang w:eastAsia="zh-TW"/>
-        </w:rPr>
-      </w:pPr>
-      <w:r>
-        <w:rPr>
-          <w:b w:val="0"/>
-        </w:rPr>
-        <w:t xml:space="preserve">survives a page reload and a second viewer sees the same zone. Movement inside </w:t>
-      </w:r>
-    </w:p>
-    <w:p>
-      <w:pPr>
-        <w:ind w:left="360"/>
-        <w:rPr>
-          <w:sz w:val="24"/>
-          <w:szCs w:val="24"/>
-          <w:lang w:eastAsia="zh-TW"/>
-        </w:rPr>
-      </w:pPr>
-      <w:r>
-        <w:rPr>
-          <w:b w:val="0"/>
-        </w:rPr>
-        <w:t xml:space="preserve">the zone is outlined in red, movement outside it is ignored. A sensitivity </w:t>
-      </w:r>
-    </w:p>
-    <w:p>
-      <w:pPr>
-        <w:ind w:left="360"/>
-        <w:rPr>
-          <w:sz w:val="24"/>
-          <w:szCs w:val="24"/>
-          <w:lang w:eastAsia="zh-TW"/>
-        </w:rPr>
-      </w:pPr>
-      <w:r>
-        <w:rPr>
-          <w:b w:val="0"/>
-        </w:rPr>
-        <w:t xml:space="preserve">selector and a Clear zone button sit beside the bitrate control, and a Clips </w:t>
-      </w:r>
-    </w:p>
-    <w:p>
-      <w:pPr>
-        <w:ind w:left="360"/>
-        <w:rPr>
-          <w:sz w:val="24"/>
-          <w:szCs w:val="24"/>
-          <w:lang w:eastAsia="zh-TW"/>
-        </w:rPr>
-      </w:pPr>
-      <w:r>
-        <w:rPr>
-          <w:b w:val="0"/>
-        </w:rPr>
-        <w:t>panel lists the most recent recordings with a thumbnail of their first frame.</w:t>
-      </w:r>
-    </w:p>
-    <w:p>
-      <w:pPr>
-        <w:ind w:left="360"/>
-        <w:rPr>
-          <w:sz w:val="24"/>
-          <w:szCs w:val="24"/>
-          <w:lang w:eastAsia="zh-TW"/>
-        </w:rPr>
-      </w:pPr>
-      <w:r>
-        <w:rPr>
-          <w:b w:val="0"/>
-        </w:rPr>
-        <w:t xml:space="preserve">The metrics panel is grouped into three blocks. Stream shows resolution, measured frame rate, bitrate, the current quantiser parameter, PSNR and the codec in use. Transport shows packets sent, pictures delivered, packet loss and the jitter estimate, plus the number of connected viewers. Analysis shows the motion ratio, the detection zone in force, the face count and whether </w:t>
-      </w:r>
-    </w:p>
-    <w:p>
-      <w:pPr>
-        <w:ind w:left="360"/>
-        <w:rPr>
-          <w:sz w:val="24"/>
-          <w:szCs w:val="24"/>
-          <w:lang w:eastAsia="zh-TW"/>
-        </w:rPr>
-      </w:pPr>
-      <w:r>
-        <w:rPr>
-          <w:b w:val="0"/>
-        </w:rPr>
-        <w:t>recording is running. A small sparkline plots recent bitrate so a change in the operating point is visible immediately rather than having to be read off a single number.</w:t>
+        <w:t>The metrics panel is grouped into three blocks. Stream shows resolution, measured frame rate, bitrate, the current quantiser parameter, PSNR and the codec in use. Transport shows packets sent, pictures delivered, packet loss and the jitter estimate, plus the number of connected viewers. Analysis shows the motion ratio, the detection zone in force, the face count and whether recording is running. A small sparkline plots recent bitrate so a change in the operating point is visible immediately rather than having to be read off a single number.</w:t>
       </w:r>
     </w:p>
     <w:p>

--- a/docs/EIE4428-mini-project-report-RVM.docx
+++ b/docs/EIE4428-mini-project-report-RVM.docx
@@ -392,7 +392,7 @@
         <w:rPr>
           <w:b w:val="0"/>
         </w:rPr>
-        <w:t>The system was developed test-first: 371 automated tests cover the colour transform, the bit-level syntax, the transform and quantiser, the entropy coder, motion estimation, rate control, the complete encode/decode pair, the transport layer and the HTTP/WebSocket server. Tests were written before each module and committed together with the code that satisfies them. A further group of tests covers the delivery path itself -- that the operator's page actually opens a stream, that the picture a remote station receives is the one the codec produced, and that the counters on the dashboard mean what they say -- because a defect there is invisible to a unit test of the individual module and fatal on the day of the demonstration.</w:t>
+        <w:t>The system was developed test-first: 373 automated tests cover the colour transform, the bit-level syntax, the transform and quantiser, the entropy coder, motion estimation, rate control, the complete encode/decode pair, the transport layer and the HTTP/WebSocket server. Tests were written before each module and committed together with the code that satisfies them. A further group of tests covers the delivery path itself -- that the operator's page actually opens a stream, that the picture a remote station receives is the one the codec produced, and that the counters on the dashboard mean what they say -- because a defect there is invisible to a unit test of the individual module and fatal on the day of the demonstration.</w:t>
       </w:r>
     </w:p>
     <w:p/>
@@ -2256,7 +2256,7 @@
         <w:rPr>
           <w:b w:val="0"/>
         </w:rPr>
-        <w:t>pytest documentation, https://docs.pytest.org/ -- the test framework used for the 371 automated tests.</w:t>
+        <w:t>pytest documentation, https://docs.pytest.org/ -- the test framework used for the 373 automated tests.</w:t>
       </w:r>
     </w:p>
     <w:p>
